--- a/docs/Lessons/Lesson 12 - Hearing It Happen/Handouts/Lesson_12_Handout_GDevelop.docx
+++ b/docs/Lessons/Lesson 12 - Hearing It Happen/Handouts/Lesson_12_Handout_GDevelop.docx
@@ -222,7 +222,7 @@
         <w:spacing w:after="60"/>
       </w:pPr>
       <w:r>
-        <w:t xml:space="preserve">On the full-win event (Wave &gt;= TotalWaves, from Lesson 11), add "Action: Play a sound (sfx_win.wav)".</w:t>
+        <w:t xml:space="preserve">On the full-win event (Wave &gt;= TotalWaves, from Lesson 11), add "Action: Play a sound (sfx_win.wav)" (only if you built it).</w:t>
       </w:r>
     </w:p>
     <w:p>
@@ -248,7 +248,7 @@
         <w:spacing w:after="60"/>
       </w:pPr>
       <w:r>
-        <w:t xml:space="preserve">On the lose event (Lives &lt;= 0, from Lesson 8/10), add "Action: Play a sound (sfx_lose.wav)".</w:t>
+        <w:t xml:space="preserve">Confirm the lose event (Lives &lt;= 0, from Lesson 8) already has "Action: Play a sound (sfx_gameover.wav)" - add it now if it's missing. This sound is mandatory starting today even if you skipped it before.</w:t>
       </w:r>
     </w:p>
     <w:p>
@@ -432,7 +432,7 @@
           <w:sz w:val="20"/>
           <w:szCs w:val="20"/>
         </w:rPr>
-        <w:t xml:space="preserve">Action: Play a sound (sfx_win.wav)</w:t>
+        <w:t xml:space="preserve">Action: Play a sound (sfx_win.wav) // your Lesson 6 Level 3 sound</w:t>
       </w:r>
       <w:r>
         <w:br/>
@@ -552,7 +552,79 @@
           <w:sz w:val="20"/>
           <w:szCs w:val="20"/>
         </w:rPr>
-        <w:t xml:space="preserve">Lose event (revised):</w:t>
+        <w:t xml:space="preserve">Escape-cleanup event (unchanged from Lesson 8):</w:t>
+      </w:r>
+      <w:r>
+        <w:br/>
+        <w:t xml:space="preserve"/>
+      </w:r>
+      <w:r>
+        <w:rPr>
+          <w:rFonts w:ascii="Consolas" w:cs="Consolas" w:eastAsia="Consolas" w:hAnsi="Consolas"/>
+          <w:sz w:val="20"/>
+          <w:szCs w:val="20"/>
+        </w:rPr>
+        <w:t xml:space="preserve">Condition: Enemy.Y() &gt; 750</w:t>
+      </w:r>
+      <w:r>
+        <w:br/>
+        <w:t xml:space="preserve"/>
+      </w:r>
+      <w:r>
+        <w:rPr>
+          <w:rFonts w:ascii="Consolas" w:cs="Consolas" w:eastAsia="Consolas" w:hAnsi="Consolas"/>
+          <w:sz w:val="20"/>
+          <w:szCs w:val="20"/>
+        </w:rPr>
+        <w:t xml:space="preserve">Action: Lives = Lives - 1</w:t>
+      </w:r>
+      <w:r>
+        <w:br/>
+        <w:t xml:space="preserve"/>
+      </w:r>
+      <w:r>
+        <w:rPr>
+          <w:rFonts w:ascii="Consolas" w:cs="Consolas" w:eastAsia="Consolas" w:hAnsi="Consolas"/>
+          <w:sz w:val="20"/>
+          <w:szCs w:val="20"/>
+        </w:rPr>
+        <w:t xml:space="preserve">Action: Play a sound (sfx_lifelost.wav) // your Lesson 8 Level 3 sound</w:t>
+      </w:r>
+      <w:r>
+        <w:br/>
+        <w:t xml:space="preserve"/>
+      </w:r>
+      <w:r>
+        <w:rPr>
+          <w:rFonts w:ascii="Consolas" w:cs="Consolas" w:eastAsia="Consolas" w:hAnsi="Consolas"/>
+          <w:sz w:val="20"/>
+          <w:szCs w:val="20"/>
+        </w:rPr>
+        <w:t xml:space="preserve">Action: Delete Enemy</w:t>
+      </w:r>
+      <w:r>
+        <w:br/>
+        <w:t xml:space="preserve"/>
+      </w:r>
+      <w:r>
+        <w:rPr>
+          <w:rFonts w:ascii="Consolas" w:cs="Consolas" w:eastAsia="Consolas" w:hAnsi="Consolas"/>
+          <w:sz w:val="20"/>
+          <w:szCs w:val="20"/>
+        </w:rPr>
+        <w:t xml:space="preserve"/>
+      </w:r>
+      <w:r>
+        <w:br/>
+        <w:t xml:space="preserve"/>
+      </w:r>
+      <w:r>
+        <w:rPr>
+          <w:rFonts w:ascii="Consolas" w:cs="Consolas" w:eastAsia="Consolas" w:hAnsi="Consolas"/>
+          <w:sz w:val="20"/>
+          <w:szCs w:val="20"/>
+        </w:rPr>
+        <w:t xml:space="preserve">Lose event (unchanged from Lesson 8):</w:t>
       </w:r>
       <w:r>
         <w:br/>
@@ -600,7 +672,7 @@
           <w:sz w:val="20"/>
           <w:szCs w:val="20"/>
         </w:rPr>
-        <w:t xml:space="preserve">Action: Play a sound (sfx_lose.wav)</w:t>
+        <w:t xml:space="preserve">Action: Play a sound (sfx_gameover.wav) // your Lesson 8 Level 3 sound, mandatory as of today</w:t>
       </w:r>
     </w:p>
     <w:p>
@@ -680,7 +752,7 @@
         <w:spacing w:after="60"/>
       </w:pPr>
       <w:r>
-        <w:t xml:space="preserve">Audio: if you haven't already, add the optional win sound now - it slots into the exact same "Play a sound" action as today's wave/lose sounds, just a different event.</w:t>
+        <w:t xml:space="preserve">Audio: if you haven't already, add the optional win sound now - it slots into the exact same "Play a sound" action as today's wave sound, just a different event.</w:t>
       </w:r>
     </w:p>
     <w:p>
@@ -753,7 +825,7 @@
         <w:spacing w:after="60"/>
       </w:pPr>
       <w:r>
-        <w:t xml:space="preserve">Lose sound plays repeatedly: confirm the lose event's Lives &lt;= 0 condition is a one-time trigger tied to GameActive, matching Lesson 8/10's pattern.</w:t>
+        <w:t xml:space="preserve">Game-over sound plays repeatedly: confirm the lose event's Lives &lt;= 0 condition is a one-time trigger tied to GameActive, matching Lesson 8/10's pattern.</w:t>
       </w:r>
     </w:p>
     <w:p>

--- a/docs/Lessons/Lesson 12 - Hearing It Happen/Handouts/Lesson_12_Handout_GDevelop.docx
+++ b/docs/Lessons/Lesson 12 - Hearing It Happen/Handouts/Lesson_12_Handout_GDevelop.docx
@@ -272,6 +272,20 @@
       </w:pPr>
       <w:r>
         <w:rPr>
+          <w:i/>
+          <w:iCs/>
+          <w:color w:val="555555"/>
+          <w:sz w:val="18"/>
+          <w:szCs w:val="18"/>
+        </w:rPr>
+        <w:t xml:space="preserve">Highlighted lines are new this week; everything else is code you already have.</w:t>
+      </w:r>
+      <w:r>
+        <w:br/>
+        <w:t xml:space="preserve"/>
+      </w:r>
+      <w:r>
+        <w:rPr>
           <w:rFonts w:ascii="Consolas" w:cs="Consolas" w:eastAsia="Consolas" w:hAnsi="Consolas"/>
           <w:sz w:val="20"/>
           <w:szCs w:val="20"/>
@@ -515,6 +529,7 @@
           <w:rFonts w:ascii="Consolas" w:cs="Consolas" w:eastAsia="Consolas" w:hAnsi="Consolas"/>
           <w:sz w:val="20"/>
           <w:szCs w:val="20"/>
+          <w:shd w:fill="FFE98A" w:val="clear"/>
         </w:rPr>
         <w:t xml:space="preserve">Action: Play a sound (sfx_wave.wav)</w:t>
       </w:r>
